--- a/guides/Circuit_Studio_Student_Study_Guide.docx
+++ b/guides/Circuit_Studio_Student_Study_Guide.docx
@@ -21,7 +21,7 @@
         <w:rPr>
           <w:color w:val="000000"/>
         </w:rPr>
-        <w:t>Student handbook for Chapters 2 to 7</w:t>
+        <w:t>Student handbook for Chapters 2 to 7 • Revised October 17 2026</w:t>
       </w:r>
     </w:p>
     <w:p>
@@ -38,8 +38,8 @@
       <w:r>
         <w:drawing>
           <wp:inline xmlns:a="http://schemas.openxmlformats.org/drawingml/2006/main" xmlns:pic="http://schemas.openxmlformats.org/drawingml/2006/picture">
-            <wp:extent cx="6172200" cy="3991356"/>
-            <wp:docPr id="1" name="Picture 1" descr="Circuit Studio with the circuit canvas in the center, compact toolbar above, and numerical solution steps on the right."/>
+            <wp:extent cx="5943600" cy="2786062"/>
+            <wp:docPr id="11" name="Picture 11"/>
             <wp:cNvGraphicFramePr>
               <a:graphicFrameLocks noChangeAspect="1"/>
             </wp:cNvGraphicFramePr>
@@ -51,7 +51,7 @@
                     <pic:cNvPicPr/>
                   </pic:nvPicPr>
                   <pic:blipFill>
-                    <a:blip r:embed="rId10"/>
+                    <a:blip r:embed="rId24"/>
                     <a:stretch>
                       <a:fillRect/>
                     </a:stretch>
@@ -59,7 +59,7 @@
                   <pic:spPr>
                     <a:xfrm>
                       <a:off x="0" y="0"/>
-                      <a:ext cx="6172200" cy="3991356"/>
+                      <a:ext cx="5943600" cy="2786062"/>
                     </a:xfrm>
                     <a:prstGeom prst="rect"/>
                   </pic:spPr>
@@ -76,7 +76,7 @@
         <w:jc w:val="center"/>
       </w:pPr>
       <w:r>
-        <w:t>Figure 1. The circuit canvas and Solution panel in the current Circuit Studio.</w:t>
+        <w:t>Figure 1. Full workspace with Parts on the left, Study on the right, voice controls in the header, and visual tools above the circuit.</w:t>
       </w:r>
     </w:p>
     <w:p>
@@ -94,30 +94,16 @@
       <w:pPr>
         <w:ind w:left="288" w:hanging="288"/>
       </w:pPr>
-      <w:r/>
       <w:r>
-        <w:rPr>
-          <w:b/>
-        </w:rPr>
-        <w:t xml:space="preserve">1. </w:t>
-      </w:r>
-      <w:r>
-        <w:t>Open Circuit Studio and choose an example from Circuit Problems or the Examples control. Start with a diode or an ideal op amp circuit.</w:t>
+        <w:t>1. Open Course, select a module, and choose Learn, Practice, or Explore. Begin with a prepared diode or ideal op amp circuit.</w:t>
       </w:r>
     </w:p>
     <w:p>
       <w:pPr>
         <w:ind w:left="288" w:hanging="288"/>
       </w:pPr>
-      <w:r/>
       <w:r>
-        <w:rPr>
-          <w:b/>
-        </w:rPr>
-        <w:t xml:space="preserve">2. </w:t>
-      </w:r>
-      <w:r>
-        <w:t>Press F to fit the circuit. Collapse Components or Study when you need more canvas space.</w:t>
+        <w:t>2. Use Fit or press F. Parts opens the component library; Study opens the learning panel. Hide either panel when you need more drawing space.</w:t>
       </w:r>
     </w:p>
     <w:p>
@@ -139,35 +125,21 @@
       <w:pPr>
         <w:ind w:left="288" w:hanging="288"/>
       </w:pPr>
-      <w:r/>
       <w:r>
-        <w:rPr>
-          <w:b/>
-        </w:rPr>
-        <w:t xml:space="preserve">4. </w:t>
-      </w:r>
-      <w:r>
-        <w:t>Click Solve DC to display values. Click the same button again to hide them; another click shows them again.</w:t>
+        <w:t>4. Use Show values to reveal DC annotations and Hide values to remove them. Open Study → Values for the operating point table.</w:t>
       </w:r>
     </w:p>
     <w:p>
       <w:pPr>
         <w:ind w:left="288" w:hanging="288"/>
       </w:pPr>
-      <w:r/>
       <w:r>
-        <w:rPr>
-          <w:b/>
-        </w:rPr>
-        <w:t xml:space="preserve">5. </w:t>
-      </w:r>
-      <w:r>
-        <w:t>Open Solution for the derivation, then Tutor to answer practice questions. Compare each result with your prediction.</w:t>
+        <w:t>5. Try Study → Practice before opening Solution. Compare the worked steps with your prediction, then change one value and explain the result.</w:t>
       </w:r>
     </w:p>
     <w:p>
       <w:r>
-        <w:t>The editor, calculations, Tutor, chapter lessons, and built-in DC/AC/transient simulation do not require a Gemini API key. Gemini adds optional spoken and conversational guidance.</w:t>
+        <w:t>The editor, worked problems, visual aids, and built-in simulation do not require Gemini. Read uses Kokoro narration; Listen and Talk use configured Gemini guidance.</w:t>
       </w:r>
     </w:p>
     <w:p>
@@ -175,7 +147,7 @@
         <w:pStyle w:val="Caption"/>
       </w:pPr>
       <w:r>
-        <w:t>Study route: controls → worked reasoning → Tutor → chapter lessons → device checks → models → simulation → bias investigation → optional voice → troubleshooting → practice.</w:t>
+        <w:t>Study route: workspace → Practice and Solution → visual aids → device checks → model conversions → simulation → voice guidance → troubleshooting → practice.</w:t>
       </w:r>
     </w:p>
     <w:p>
@@ -342,16 +314,8 @@
             <w:shd w:fill="FFFFFF"/>
           </w:tcPr>
           <w:p>
-            <w:pPr>
-              <w:spacing w:after="0" w:line="247" w:lineRule="auto"/>
-            </w:pPr>
             <w:r>
-              <w:rPr>
-                <w:b w:val="0"/>
-                <w:color w:val="000000"/>
-                <w:sz w:val="21"/>
-              </w:rPr>
-              <w:t>Open Circuit Problems or Examples. Choose the device family, topic, and an example level.</w:t>
+              <w:t>Open Course, choose a module, and select Learn, Practice, or Explore.</w:t>
             </w:r>
           </w:p>
         </w:tc>
@@ -482,16 +446,8 @@
             <w:shd w:fill="FFFFFF"/>
           </w:tcPr>
           <w:p>
-            <w:pPr>
-              <w:spacing w:after="0" w:line="247" w:lineRule="auto"/>
-            </w:pPr>
             <w:r>
-              <w:rPr>
-                <w:b w:val="0"/>
-                <w:color w:val="000000"/>
-                <w:sz w:val="21"/>
-              </w:rPr>
-              <w:t>Use the Components and Study panel controls. Focus canvas hides side panels for a larger drawing area.</w:t>
+              <w:t>Use Parts and Study. Fit the circuit again after changing the available canvas area.</w:t>
             </w:r>
           </w:p>
         </w:tc>
@@ -692,16 +648,8 @@
             <w:shd w:fill="F7F9FB"/>
           </w:tcPr>
           <w:p>
-            <w:pPr>
-              <w:spacing w:after="0" w:line="247" w:lineRule="auto"/>
-            </w:pPr>
             <w:r>
-              <w:rPr>
-                <w:b w:val="0"/>
-                <w:color w:val="000000"/>
-                <w:sz w:val="21"/>
-              </w:rPr>
-              <w:t>Click Solve DC or press D. Click again to hide numeric overlays. Node labels may remain to support the explanation.</w:t>
+              <w:t>Use Show values or Hide values to toggle DC annotations without changing the circuit.</w:t>
             </w:r>
           </w:p>
         </w:tc>
@@ -762,16 +710,8 @@
             <w:shd w:fill="FFFFFF"/>
           </w:tcPr>
           <w:p>
-            <w:pPr>
-              <w:spacing w:after="0" w:line="247" w:lineRule="auto"/>
-            </w:pPr>
             <w:r>
-              <w:rPr>
-                <w:b w:val="0"/>
-                <w:color w:val="000000"/>
-                <w:sz w:val="21"/>
-              </w:rPr>
-              <w:t>Open Study, then Solution. Use Back and Next for guided steps, or show all steps.</w:t>
+              <w:t>Open Study → Solution. Use guided steps or the complete explanation.</w:t>
             </w:r>
           </w:p>
         </w:tc>
@@ -832,16 +772,8 @@
             <w:shd w:fill="F7F9FB"/>
           </w:tcPr>
           <w:p>
-            <w:pPr>
-              <w:spacing w:after="0" w:line="247" w:lineRule="auto"/>
-            </w:pPr>
             <w:r>
-              <w:rPr>
-                <w:b w:val="0"/>
-                <w:color w:val="000000"/>
-                <w:sz w:val="21"/>
-              </w:rPr>
-              <w:t>Open the DC tab to run and inspect calculated operating point results. The DC tab is separate from the overlay toggle.</w:t>
+              <w:t>Open Study → Values to inspect node voltages and branch currents.</w:t>
             </w:r>
           </w:p>
         </w:tc>
@@ -952,7 +884,7 @@
     </w:p>
     <w:p>
       <w:r>
-        <w:t>Check the displayed unit after every edit. For example, 1 kΩ = 1000 Ω and 1 mA = 0.001 A. Use the value editor’s supported notation, then verify the label on the canvas. In Tutor, a bare number uses the unit displayed beside the answer field.</w:t>
+        <w:t>Check the displayed unit after every edit. For example, 1 kΩ = 1000 Ω and 1 mA = 0.001 A. In Practice, use the unit shown beside the answer field. Edit changes the selected component; Sweep varies one parameter across a range.</w:t>
       </w:r>
     </w:p>
     <w:p>
@@ -992,8 +924,8 @@
       <w:r>
         <w:drawing>
           <wp:inline xmlns:a="http://schemas.openxmlformats.org/drawingml/2006/main" xmlns:pic="http://schemas.openxmlformats.org/drawingml/2006/picture">
-            <wp:extent cx="4983480" cy="2740914"/>
-            <wp:docPr id="2" name="Picture 2" descr="A 5 volt source feeds a 1 kiloohm resistor and forward diode with 0.7 volt drop. N1 is 5 volts and N2 is 0.7 volts. The series current is 4.3 milliamperes."/>
+            <wp:extent cx="5943600" cy="2786062"/>
+            <wp:docPr id="12" name="Picture 12"/>
             <wp:cNvGraphicFramePr>
               <a:graphicFrameLocks noChangeAspect="1"/>
             </wp:cNvGraphicFramePr>
@@ -1005,7 +937,7 @@
                     <pic:cNvPicPr/>
                   </pic:nvPicPr>
                   <pic:blipFill>
-                    <a:blip r:embed="rId11"/>
+                    <a:blip r:embed="rId25"/>
                     <a:stretch>
                       <a:fillRect/>
                     </a:stretch>
@@ -1013,7 +945,7 @@
                   <pic:spPr>
                     <a:xfrm>
                       <a:off x="0" y="0"/>
-                      <a:ext cx="4983480" cy="2740914"/>
+                      <a:ext cx="5943600" cy="2786062"/>
                     </a:xfrm>
                     <a:prstGeom prst="rect"/>
                   </pic:spPr>
@@ -1500,16 +1432,24 @@
         <w:pStyle w:val="Heading1"/>
         <w:pageBreakBefore/>
       </w:pPr>
+      <w:commentRangeStart w:id="0"/>
       <w:r>
         <w:rPr>
           <w:color w:val="000000"/>
         </w:rPr>
-        <w:t>Study with Solution and Tutor</w:t>
+        <w:t>Study with Practice and Solution</w:t>
+      </w:r>
+      <w:commentRangeEnd w:id="0"/>
+      <w:r>
+        <w:rPr>
+          <w:rStyle w:val="CommentReference"/>
+        </w:rPr>
+        <w:commentReference w:id="0"/>
       </w:r>
     </w:p>
     <w:p>
       <w:r>
-        <w:t>Solution explains how a result is obtained. Tutor asks you to predict, calculate, and explain it. Try Tutor with the numeric overlays hidden so the circuit remains a problem you can solve.</w:t>
+        <w:t>The Study panel has five tabs: Practice, Solution, Values, Sweep, and Edit. Practice asks you to reason; Solution shows the worked steps; Values lists DC results; Sweep reveals trends; Edit changes the selected component.</w:t>
       </w:r>
     </w:p>
     <w:p>
@@ -1521,8 +1461,8 @@
       <w:r>
         <w:drawing>
           <wp:inline xmlns:a="http://schemas.openxmlformats.org/drawingml/2006/main" xmlns:pic="http://schemas.openxmlformats.org/drawingml/2006/picture">
-            <wp:extent cx="3977639" cy="3267593"/>
-            <wp:docPr id="3" name="Picture 3" descr="Tutor practice card asks the student to test an ON diode assumption, enter the current in milliamperes, and check the answer or request a hint."/>
+            <wp:extent cx="5943600" cy="2786062"/>
+            <wp:docPr id="13" name="Picture 13"/>
             <wp:cNvGraphicFramePr>
               <a:graphicFrameLocks noChangeAspect="1"/>
             </wp:cNvGraphicFramePr>
@@ -1530,11 +1470,11 @@
               <a:graphicData uri="http://schemas.openxmlformats.org/drawingml/2006/picture">
                 <pic:pic>
                   <pic:nvPicPr>
-                    <pic:cNvPr id="0" name="tutor-card.png"/>
+                    <pic:cNvPr id="0" name="practice.png"/>
                     <pic:cNvPicPr/>
                   </pic:nvPicPr>
                   <pic:blipFill>
-                    <a:blip r:embed="rId12"/>
+                    <a:blip r:embed="rId26"/>
                     <a:stretch>
                       <a:fillRect/>
                     </a:stretch>
@@ -1542,7 +1482,7 @@
                   <pic:spPr>
                     <a:xfrm>
                       <a:off x="0" y="0"/>
-                      <a:ext cx="3977639" cy="3267593"/>
+                      <a:ext cx="5943600" cy="2786062"/>
                     </a:xfrm>
                     <a:prstGeom prst="rect"/>
                   </pic:spPr>
@@ -1559,7 +1499,7 @@
         <w:jc w:val="center"/>
       </w:pPr>
       <w:r>
-        <w:t>Figure 3. Tutor asks for a candidate current and shows the expected unit.</w:t>
+        <w:t>Figure 3. Practice keeps the prediction and questions beside the current circuit.</w:t>
       </w:r>
     </w:p>
     <w:p>
@@ -1607,15 +1547,8 @@
       <w:pPr>
         <w:ind w:left="288" w:hanging="288"/>
       </w:pPr>
-      <w:r/>
       <w:r>
-        <w:rPr>
-          <w:b/>
-        </w:rPr>
-        <w:t xml:space="preserve">3. </w:t>
-      </w:r>
-      <w:r>
-        <w:t>Check. Enter the answer using the displayed unit. Use a hint if stuck; Show this answer records that you viewed it.</w:t>
+        <w:t>3. Check. Enter your answer using the displayed unit. Use a hint when stuck, and inspect the feedback before revealing a worked answer.</w:t>
       </w:r>
     </w:p>
     <w:p>
@@ -1684,12 +1617,12 @@
         <w:rPr>
           <w:color w:val="000000"/>
         </w:rPr>
-        <w:t>Explore the chapter visual lessons</w:t>
+        <w:t>Use Course and visual aids</w:t>
       </w:r>
     </w:p>
     <w:p>
       <w:r>
-        <w:t>Open the book icon for Chapters 2–7, select a chapter, and choose a visual lesson. Change a control, watch the diagram, and use Back and Next to follow the explanation. Finish with Check your understanding, then return to the canvas.</w:t>
+        <w:t>Course organizes modules and their Learn, Practice, and Explore activities. Learn introduces a topic; Practice opens problems; Explore offers investigations. The Visual Aids menu above the canvas provides views of the current circuit.</w:t>
       </w:r>
     </w:p>
     <w:tbl>
@@ -2219,8 +2152,8 @@
       <w:r>
         <w:drawing>
           <wp:inline xmlns:a="http://schemas.openxmlformats.org/drawingml/2006/main" xmlns:pic="http://schemas.openxmlformats.org/drawingml/2006/picture">
-            <wp:extent cx="3886200" cy="3051703"/>
-            <wp:docPr id="4" name="Picture 4" descr="PN junction visual lesson shows p and n regions, depletion width, barrier potential, and a bias control."/>
+            <wp:extent cx="5943600" cy="2786062"/>
+            <wp:docPr id="14" name="Picture 14"/>
             <wp:cNvGraphicFramePr>
               <a:graphicFrameLocks noChangeAspect="1"/>
             </wp:cNvGraphicFramePr>
@@ -2228,11 +2161,11 @@
               <a:graphicData uri="http://schemas.openxmlformats.org/drawingml/2006/picture">
                 <pic:pic>
                   <pic:nvPicPr>
-                    <pic:cNvPr id="0" name="junction.png"/>
+                    <pic:cNvPr id="0" name="aidmenu.png"/>
                     <pic:cNvPicPr/>
                   </pic:nvPicPr>
                   <pic:blipFill>
-                    <a:blip r:embed="rId13"/>
+                    <a:blip r:embed="rId27"/>
                     <a:stretch>
                       <a:fillRect/>
                     </a:stretch>
@@ -2240,7 +2173,7 @@
                   <pic:spPr>
                     <a:xfrm>
                       <a:off x="0" y="0"/>
-                      <a:ext cx="3886200" cy="3051703"/>
+                      <a:ext cx="5943600" cy="2786062"/>
                     </a:xfrm>
                     <a:prstGeom prst="rect"/>
                   </pic:spPr>
@@ -2257,29 +2190,17 @@
         <w:jc w:val="center"/>
       </w:pPr>
       <w:r>
-        <w:t>Figure 4. The PN junction lesson visualizes the depletion region and barrier.</w:t>
+        <w:t>Figure 4. Visual Aids groups circuit views into Flow, Laws, Devices, AC, and Lab.</w:t>
       </w:r>
     </w:p>
     <w:p>
       <w:r>
-        <w:rPr>
-          <w:b/>
-        </w:rPr>
-        <w:t>Try this:</w:t>
-      </w:r>
-      <w:r>
-        <w:t xml:space="preserve"> predict what reverse bias does to depletion width. Increase reverse bias and explain why the junction capacitance decreases as the depletion region widens.</w:t>
+        <w:t>Try one tool for one question. X-ray shows voltage colors and conventional current motion. Walkthrough guides observation and prediction. Doctor checks connections; Quiz me provides a self-test. Moving markers are a current visualization, not individual electron speeds.</w:t>
       </w:r>
     </w:p>
     <w:p>
       <w:r>
-        <w:rPr>
-          <w:b/>
-        </w:rPr>
-        <w:t>The chapter workspace</w:t>
-      </w:r>
-      <w:r>
-        <w:t xml:space="preserve"> has its own lesson controls. Its displayed values are not automatically the component values of the circuit behind it. These 18 labs support selected topics; use the textbook for the complete chapter treatment.</w:t>
+        <w:t>Under Visual Aids, use Q-Point or Silicon to connect terminal voltages with device state. Use DC to AC and Thevenin for stepwise conversions. A separate chapter activity may have its own parameters; check which circuit or lesson is active before interpreting a result.</w:t>
       </w:r>
     </w:p>
     <w:p>
@@ -2897,8 +2818,8 @@
       <w:r>
         <w:drawing>
           <wp:inline xmlns:a="http://schemas.openxmlformats.org/drawingml/2006/main" xmlns:pic="http://schemas.openxmlformats.org/drawingml/2006/picture">
-            <wp:extent cx="5989320" cy="4755876"/>
-            <wp:docPr id="5" name="Picture 5" descr="Original common source amplifier and its small signal model are displayed side by side. Trace node highlights the corresponding gate connection in both circuits."/>
+            <wp:extent cx="5943600" cy="2786062"/>
+            <wp:docPr id="15" name="Picture 15"/>
             <wp:cNvGraphicFramePr>
               <a:graphicFrameLocks noChangeAspect="1"/>
             </wp:cNvGraphicFramePr>
@@ -2906,11 +2827,11 @@
               <a:graphicData uri="http://schemas.openxmlformats.org/drawingml/2006/picture">
                 <pic:pic>
                   <pic:nvPicPr>
-                    <pic:cNvPr id="0" name="models.png"/>
+                    <pic:cNvPr id="0" name="morph3.png"/>
                     <pic:cNvPicPr/>
                   </pic:nvPicPr>
                   <pic:blipFill>
-                    <a:blip r:embed="rId14"/>
+                    <a:blip r:embed="rId28"/>
                     <a:stretch>
                       <a:fillRect/>
                     </a:stretch>
@@ -2918,7 +2839,7 @@
                   <pic:spPr>
                     <a:xfrm>
                       <a:off x="0" y="0"/>
-                      <a:ext cx="5989320" cy="4755876"/>
+                      <a:ext cx="5943600" cy="2786062"/>
                     </a:xfrm>
                     <a:prstGeom prst="rect"/>
                   </pic:spPr>
@@ -2935,22 +2856,15 @@
         <w:jc w:val="center"/>
       </w:pPr>
       <w:r>
-        <w:t>Figure 5. Compare keeps the original and derived MOSFET circuits together.</w:t>
+        <w:t>Figure 5. The DC to AC slider changes the circuit one step at a time.</w:t>
       </w:r>
     </w:p>
     <w:p>
       <w:pPr>
         <w:ind w:left="288" w:hanging="288"/>
       </w:pPr>
-      <w:r/>
       <w:r>
-        <w:rPr>
-          <w:b/>
-        </w:rPr>
-        <w:t xml:space="preserve">1. </w:t>
-      </w:r>
-      <w:r>
-        <w:t>Select the original, DC, or small signal model offered for the example. Use Compare to inspect both circuits and Trace node to follow a connection.</w:t>
+        <w:t>1. Open Visual Aids → AC → DC to AC. Move the slider through Original, DC bias, restored signal path, zeroed DC sources, midband capacitors, and the small-signal model. Watch the highlighted change before advancing.</w:t>
       </w:r>
     </w:p>
     <w:p>
@@ -2987,20 +2901,13 @@
       <w:pPr>
         <w:ind w:left="288" w:hanging="288"/>
       </w:pPr>
-      <w:r/>
       <w:r>
-        <w:rPr>
-          <w:b/>
-        </w:rPr>
-        <w:t xml:space="preserve">4. </w:t>
-      </w:r>
-      <w:r>
-        <w:t>Keep dependent sources active. Compare gain with the same bias point and output resistance assumptions. The available T models omit transistor output resistance.</w:t>
+        <w:t>4. Keep dependent sources active. Small-signal parameters come from the DC bias point. Compare gains using the same bias and output-resistance assumptions; the model is valid only for sufficiently small signal excursions.</w:t>
       </w:r>
     </w:p>
     <w:p>
       <w:r>
-        <w:t>Solve DC and Lab analyze operating points. The separate Simulate workspace runs DC, AC frequency, and transient analyses of supported drawn circuits. Read its model notes before comparing with a guided small-signal or waveform lesson.</w:t>
+        <w:t>The slider explains a model transformation. Simulation tests the drawn circuit with its supported numerical models. Keep the two sets of assumptions consistent before comparing results.</w:t>
       </w:r>
     </w:p>
     <w:p>
@@ -3009,11 +2916,19 @@
         <w:keepNext/>
         <w:pageBreakBefore/>
       </w:pPr>
+      <w:commentRangeStart w:id="1"/>
       <w:r>
         <w:rPr>
           <w:color w:val="000000"/>
         </w:rPr>
         <w:t>Simulate the drawn circuit</w:t>
+      </w:r>
+      <w:commentRangeEnd w:id="1"/>
+      <w:r>
+        <w:rPr>
+          <w:rStyle w:val="CommentReference"/>
+        </w:rPr>
+        <w:commentReference w:id="1"/>
       </w:r>
     </w:p>
     <w:p>
@@ -3021,7 +2936,7 @@
         <w:spacing w:after="120"/>
       </w:pPr>
       <w:r>
-        <w:t>Open Simulate in the toolbar to run ngspice locally in the browser. The simulation uses the editable circuit, its connections, and supported device parameters. It does not require a Gemini API key. Save the current project before loading a Course example.</w:t>
+        <w:t>Open Simulation tools above the canvas. One panel contains Instruments and Analysis tools, with shared Run, Live, and Dock controls. Simulation does not require a Gemini key. Allow the popup when prompted, or use Dock to keep the panel inside Circuit Studio.</w:t>
       </w:r>
     </w:p>
     <w:tbl>
@@ -3175,14 +3090,8 @@
             <w:shd w:fill="F7F9FB"/>
           </w:tcPr>
           <w:p>
-            <w:pPr>
-              <w:spacing w:after="60" w:before="60" w:line="250" w:lineRule="auto"/>
-            </w:pPr>
             <w:r>
-              <w:rPr>
-                <w:sz w:val="19"/>
-              </w:rPr>
-              <w:t>DC sweep</w:t>
+              <w:t>Sweep</w:t>
             </w:r>
           </w:p>
         </w:tc>
@@ -3199,14 +3108,8 @@
             <w:shd w:fill="F7F9FB"/>
           </w:tcPr>
           <w:p>
-            <w:pPr>
-              <w:spacing w:after="60" w:before="60" w:line="250" w:lineRule="auto"/>
-            </w:pPr>
             <w:r>
-              <w:rPr>
-                <w:sz w:val="19"/>
-              </w:rPr>
-              <w:t>How does the operating point change as one selected voltage source is swept?</w:t>
+              <w:t>How does the operating point change across a chosen parameter range? Use Study → Sweep or the appropriate simulation curve.</w:t>
             </w:r>
           </w:p>
         </w:tc>
@@ -3229,14 +3132,8 @@
             <w:shd w:fill="FFFFFF"/>
           </w:tcPr>
           <w:p>
-            <w:pPr>
-              <w:spacing w:after="60" w:before="60" w:line="250" w:lineRule="auto"/>
-            </w:pPr>
             <w:r>
-              <w:rPr>
-                <w:sz w:val="19"/>
-              </w:rPr>
-              <w:t>AC frequency sweep</w:t>
+              <w:t>Bode plot</w:t>
             </w:r>
           </w:p>
         </w:tc>
@@ -3253,14 +3150,8 @@
             <w:shd w:fill="FFFFFF"/>
           </w:tcPr>
           <w:p>
-            <w:pPr>
-              <w:spacing w:after="60" w:before="60" w:line="250" w:lineRule="auto"/>
-            </w:pPr>
             <w:r>
-              <w:rPr>
-                <w:sz w:val="19"/>
-              </w:rPr>
-              <w:t>What is the linearized frequency response around the DC bias? The selected source is 1 V AC; other AC excitations are zero.</w:t>
+              <w:t>What is the small-signal frequency response around the DC operating point? Check the selected input and output references.</w:t>
             </w:r>
           </w:p>
         </w:tc>
@@ -3283,14 +3174,8 @@
             <w:shd w:fill="F7F9FB"/>
           </w:tcPr>
           <w:p>
-            <w:pPr>
-              <w:spacing w:after="60" w:before="60" w:line="250" w:lineRule="auto"/>
-            </w:pPr>
             <w:r>
-              <w:rPr>
-                <w:sz w:val="19"/>
-              </w:rPr>
-              <w:t>Transient</w:t>
+              <w:t>Oscilloscope</w:t>
             </w:r>
           </w:p>
         </w:tc>
@@ -3307,14 +3192,8 @@
             <w:shd w:fill="F7F9FB"/>
           </w:tcPr>
           <w:p>
-            <w:pPr>
-              <w:spacing w:after="60" w:before="60" w:line="250" w:lineRule="auto"/>
-            </w:pPr>
             <w:r>
-              <w:rPr>
-                <w:sz w:val="19"/>
-              </w:rPr>
-              <w:t>How do voltages and currents change with time under a sine or pulse excitation?</w:t>
+              <w:t>How do signals change with time? Check generator settings and each channel’s vertical scale.</w:t>
             </w:r>
           </w:p>
         </w:tc>
@@ -3330,7 +3209,7 @@
         <w:rPr>
           <w:color w:val="000000"/>
         </w:rPr>
-        <w:t>Check an RC low pass response</w:t>
+        <w:t>Set the generator and run an amplifier</w:t>
       </w:r>
     </w:p>
     <w:p>
@@ -3338,57 +3217,8 @@
         <w:spacing w:after="120"/>
       </w:pPr>
       <w:r>
-        <w:t>Choose Course examples → RC low-pass. The example uses R = 1 kΩ and C = 1 µF, with VOUT across the capacitor. Select AC frequency sweep from 1 Hz to 100 kHz with 40 points per decade, then press Run.</w:t>
+        <w:t>Load the inverting op amp example with input resistance 10 kΩ and feedback resistance 40 kΩ. In Instruments, select the input source to replace. Set Sine, amplitude 100 mV peak, offset 0 V, and frequency 1 kHz. Select input and output signals, then press Run.</w:t>
       </w:r>
-    </w:p>
-    <w:p>
-      <w:pPr>
-        <w:spacing w:after="160"/>
-        <w:jc w:val="center"/>
-      </w:pPr>
-      <m:oMath>
-        <m:r>
-          <m:t>τ = RC = (1 kΩ)(1 µF) = 1 ms</m:t>
-        </m:r>
-      </m:oMath>
-    </w:p>
-    <w:p>
-      <w:pPr>
-        <w:spacing w:after="160"/>
-        <w:jc w:val="center"/>
-      </w:pPr>
-      <m:oMath>
-        <m:sSub>
-          <m:e>
-            <m:r>
-              <m:t>f</m:t>
-            </m:r>
-          </m:e>
-          <m:sub>
-            <m:r>
-              <m:t>c</m:t>
-            </m:r>
-          </m:sub>
-        </m:sSub>
-        <m:r>
-          <m:t> = </m:t>
-        </m:r>
-        <m:f>
-          <m:num>
-            <m:r>
-              <m:t>1</m:t>
-            </m:r>
-          </m:num>
-          <m:den>
-            <m:r>
-              <m:t>2πRC</m:t>
-            </m:r>
-          </m:den>
-        </m:f>
-        <m:r>
-          <m:t> = 159.15 Hz</m:t>
-        </m:r>
-      </m:oMath>
     </w:p>
     <w:p>
       <w:pPr>
@@ -3399,8 +3229,8 @@
       <w:r>
         <w:drawing>
           <wp:inline xmlns:a="http://schemas.openxmlformats.org/drawingml/2006/main" xmlns:pic="http://schemas.openxmlformats.org/drawingml/2006/picture">
-            <wp:extent cx="5852160" cy="1825874"/>
-            <wp:docPr id="8" name="Picture 8" descr="Figure 6. RC AC results. The sampled cutoff is about 159.2 Hz."/>
+            <wp:extent cx="5943600" cy="2786062"/>
+            <wp:docPr id="16" name="Picture 16"/>
             <wp:cNvGraphicFramePr>
               <a:graphicFrameLocks noChangeAspect="1"/>
             </wp:cNvGraphicFramePr>
@@ -3408,11 +3238,11 @@
               <a:graphicData uri="http://schemas.openxmlformats.org/drawingml/2006/picture">
                 <pic:pic>
                   <pic:nvPicPr>
-                    <pic:cNvPr id="0" name="rc-ac.png"/>
+                    <pic:cNvPr id="0" name="simplots.png"/>
                     <pic:cNvPicPr/>
                   </pic:nvPicPr>
                   <pic:blipFill>
-                    <a:blip r:embed="rId21"/>
+                    <a:blip r:embed="rId29"/>
                     <a:stretch>
                       <a:fillRect/>
                     </a:stretch>
@@ -3420,7 +3250,7 @@
                   <pic:spPr>
                     <a:xfrm>
                       <a:off x="0" y="0"/>
-                      <a:ext cx="5852160" cy="1825874"/>
+                      <a:ext cx="5943600" cy="2786062"/>
                     </a:xfrm>
                     <a:prstGeom prst="rect"/>
                   </pic:spPr>
@@ -3437,7 +3267,7 @@
         <w:spacing w:after="140"/>
       </w:pPr>
       <w:r>
-        <w:t>Figure 6. RC AC results. The sampled cutoff is about 159.2 Hz.</w:t>
+        <w:t>Figure 6. Instruments shows the generator, oscilloscope, and measured gain.</w:t>
       </w:r>
     </w:p>
     <w:p>
@@ -3445,7 +3275,7 @@
         <w:spacing w:after="120"/>
       </w:pPr>
       <w:r>
-        <w:t>At the cutoff, the ideal voltage ratio is 1/√2 ≈ 0.707 (−3.01 dB) and its phase is −45°. The plot reports 20 log₁₀ of a voltage magnitude; with a 1 V input, its output magnitude also equals the numerical input-to-output gain. For a different reference node, form the appropriate voltage ratio.</w:t>
+        <w:t>For this ideal inverting amplifier, expect gain −4: a 0.2 V peak-to-peak input produces about 0.8 V peak-to-peak output with opposite polarity. Check each channel’s volts per division; equal trace heights can represent different amplitudes.</w:t>
       </w:r>
     </w:p>
     <w:p>
@@ -3458,7 +3288,7 @@
         <w:rPr>
           <w:color w:val="000000"/>
         </w:rPr>
-        <w:t>Measure a transient and report the model</w:t>
+        <w:t>Read plots and analysis tools</w:t>
       </w:r>
     </w:p>
     <w:p>
@@ -3466,38 +3296,15 @@
         <w:spacing w:after="120"/>
       </w:pPr>
       <w:r>
-        <w:t>Keep the RC example. Choose Transient and set Waveform to Pulse, Amplitude to 1 V, Offset / low to 0 V, Frequency to 100 Hz, Stop time to 4 ms, and Max. step to 2 µs. Press Run. The pulse rises at 0.5 ms in this setup.</w:t>
+        <w:t>Use Oscilloscope for time signals, Bode plot for frequency response, Transfer curve and I–V curves for device or circuit trends, DC values for operating points, and Data log for recorded measurements. Select the view that answers your question.</w:t>
       </w:r>
-    </w:p>
-    <w:p>
-      <w:pPr>
-        <w:spacing w:after="160"/>
-        <w:jc w:val="center"/>
-      </w:pPr>
-      <m:oMath>
-        <m:sSub>
-          <m:e>
-            <m:r>
-              <m:t>v</m:t>
-            </m:r>
-          </m:e>
-          <m:sub>
-            <m:r>
-              <m:t>out</m:t>
-            </m:r>
-          </m:sub>
-        </m:sSub>
-        <m:r>
-          <m:t>(t) = 1 V [1 − exp(−(t − t₀)/τ)],   t ≥ t₀</m:t>
-        </m:r>
-      </m:oMath>
     </w:p>
     <w:p>
       <w:pPr>
         <w:spacing w:after="120"/>
       </w:pPr>
       <w:r>
-        <w:t>At one time constant after the rising edge, t = 1.5 ms, expect about 0.632 V. The small finite rise time and sample spacing can shift the cursor reading slightly. This pulse run begins from its low-level operating point; the simulator does not force every capacitor to start at zero in all circuits.</w:t>
+        <w:t>Analysis tools includes AC signal, Node equations, Sensitivity, and Real circuit. Use Node equations to connect measurements to Kirchhoff’s laws. Sensitivity helps identify influential parameters. Class report is intended for instructor review.</w:t>
       </w:r>
     </w:p>
     <w:p>
@@ -3509,8 +3316,8 @@
       <w:r>
         <w:drawing>
           <wp:inline xmlns:a="http://schemas.openxmlformats.org/drawingml/2006/main" xmlns:pic="http://schemas.openxmlformats.org/drawingml/2006/picture">
-            <wp:extent cx="5852160" cy="1825874"/>
-            <wp:docPr id="9" name="Picture 9" descr="Figure 7. RC transient with a 0 to 1 V pulse and a 1 ms time constant."/>
+            <wp:extent cx="5943600" cy="2786062"/>
+            <wp:docPr id="17" name="Picture 17"/>
             <wp:cNvGraphicFramePr>
               <a:graphicFrameLocks noChangeAspect="1"/>
             </wp:cNvGraphicFramePr>
@@ -3518,11 +3325,11 @@
               <a:graphicData uri="http://schemas.openxmlformats.org/drawingml/2006/picture">
                 <pic:pic>
                   <pic:nvPicPr>
-                    <pic:cNvPr id="0" name="rc-transient.png"/>
+                    <pic:cNvPr id="0" name="simanalysis.png"/>
                     <pic:cNvPicPr/>
                   </pic:nvPicPr>
                   <pic:blipFill>
-                    <a:blip r:embed="rId22"/>
+                    <a:blip r:embed="rId30"/>
                     <a:stretch>
                       <a:fillRect/>
                     </a:stretch>
@@ -3530,7 +3337,7 @@
                   <pic:spPr>
                     <a:xfrm>
                       <a:off x="0" y="0"/>
-                      <a:ext cx="5852160" cy="1825874"/>
+                      <a:ext cx="5943600" cy="2786062"/>
                     </a:xfrm>
                     <a:prstGeom prst="rect"/>
                   </pic:spPr>
@@ -3547,7 +3354,7 @@
         <w:spacing w:after="140"/>
       </w:pPr>
       <w:r>
-        <w:t>Figure 7. RC transient with a 0 to 1 V pulse and a 1 ms time constant.</w:t>
+        <w:t>Figure 7. Analysis tools shares the simulation panel with Instruments.</w:t>
       </w:r>
     </w:p>
     <w:p>
@@ -3560,7 +3367,7 @@
         <w:rPr>
           <w:color w:val="000000"/>
         </w:rPr>
-        <w:t>Use probes and exports</w:t>
+        <w:t>Move resize and record</w:t>
       </w:r>
     </w:p>
     <w:p>
@@ -3568,7 +3375,7 @@
         <w:spacing w:after="120"/>
       </w:pPr>
       <w:r>
-        <w:t>Use V and click a wire or terminal for voltage to ground. Use I and click a component for branch current. For V+ − V−, select the positive node first and the negative node second. Add trace also lists the available quantities. Choose cursor A or B, then click the plot to compare samples.</w:t>
+        <w:t>Move the popup using its window title bar, including to another monitor. Dock returns it to the main workspace. Drag the docked panel’s upper divider to resize it; Pop out detaches it again. Open one tool at a time to keep the circuit visible.</w:t>
       </w:r>
     </w:p>
     <w:p>
@@ -3576,7 +3383,7 @@
         <w:spacing w:after="120"/>
       </w:pPr>
       <w:r>
-        <w:t>CSV downloads plotted data; SVG exports the plots; SPICE exports the generated simulation netlist. Save project separately for the editable circuit. After a circuit or setup change, press Run again; previous results are invalidated.</w:t>
+        <w:t>Use Record to keep a measurement in Data log. Save the editable circuit separately through File. After changing the circuit or generator, press Run again or enable Live. Turn Live off when you want deliberate updates or fewer repeated calculations.</w:t>
       </w:r>
     </w:p>
     <w:p>
@@ -3597,7 +3404,7 @@
         <w:spacing w:after="120"/>
       </w:pPr>
       <w:r>
-        <w:t>Open Models, assumptions &amp; simulator log. The MOSFET model is level 1 with its body tied to source and no intrinsic capacitances. The BJT simulation omits Early effect and charge storage. The op amp has large finite DC gain and output limits, but no internal bandwidth or slew-rate model. Drawn capacitors are included.</w:t>
+        <w:t>Inspect the selected device and simulation model before comparing plots with hand calculations. An ideal op amp does not automatically represent a real device’s bandwidth or slew rate. Device capacitance, output resistance, and source assumptions affect the result.</w:t>
       </w:r>
     </w:p>
     <w:p>
@@ -3605,7 +3412,7 @@
         <w:spacing w:after="120"/>
       </w:pPr>
       <w:r>
-        <w:t>Consequently, an AC sweep can show external RC effects without predicting a real transistor’s upper cutoff. A BJT simulation may differ from a hybrid-π lesson with finite output resistance. Generic transformer and dependent-source symbols require explicit supported simulation models; inspect any diagnostic instead of accepting an incomplete result.</w:t>
+        <w:t>For an RC check, use 1 kΩ and 1 µF. The ideal cutoff is about 159 Hz and the time constant is 1 ms. A rising step reaches about 63.2% of its final change after one time constant. Measure time from the actual input edge, not from the start of the plot.</w:t>
       </w:r>
     </w:p>
     <w:p>
@@ -3618,7 +3425,7 @@
         <w:rPr>
           <w:color w:val="000000"/>
         </w:rPr>
-        <w:t>Explore bias and annotate your reasoning</w:t>
+        <w:t>Convert a bias network with Thevenin</w:t>
       </w:r>
     </w:p>
     <w:p>
@@ -3626,7 +3433,7 @@
         <w:spacing w:after="120"/>
       </w:pPr>
       <w:r>
-        <w:t>Explore &amp; Explain provides a separate linked investigation for NPN and NMOS divider bias. Choose the device, inspect the physical circuit or Thevenin view, follow the six derivation steps, and change one parameter in the linked sweep. Use the displayed node names in your written calculation.</w:t>
+        <w:t>Open Visual Aids → Laws → Thevenin. Start at Identify: the highlight should mark the supply and the two divider resistors. The rest of the circuit is the load. Move through Open, VTH, RTH, Equivalent, and Load, checking the drawing at each step.</w:t>
       </w:r>
     </w:p>
     <w:p>
@@ -3638,8 +3445,8 @@
       <w:r>
         <w:drawing>
           <wp:inline xmlns:a="http://schemas.openxmlformats.org/drawingml/2006/main" xmlns:pic="http://schemas.openxmlformats.org/drawingml/2006/picture">
-            <wp:extent cx="5125195" cy="2880360"/>
-            <wp:docPr id="10" name="Picture 10" descr="Figure 8. Explore &amp; Explain links the bias circuit, derivation, prediction, and sweep."/>
+            <wp:extent cx="5943600" cy="2786062"/>
+            <wp:docPr id="18" name="Picture 18"/>
             <wp:cNvGraphicFramePr>
               <a:graphicFrameLocks noChangeAspect="1"/>
             </wp:cNvGraphicFramePr>
@@ -3647,11 +3454,11 @@
               <a:graphicData uri="http://schemas.openxmlformats.org/drawingml/2006/picture">
                 <pic:pic>
                   <pic:nvPicPr>
-                    <pic:cNvPr id="0" name="explore.png"/>
+                    <pic:cNvPr id="0" name="thevenin0.png"/>
                     <pic:cNvPicPr/>
                   </pic:nvPicPr>
                   <pic:blipFill>
-                    <a:blip r:embed="rId23"/>
+                    <a:blip r:embed="rId31"/>
                     <a:stretch>
                       <a:fillRect/>
                     </a:stretch>
@@ -3659,7 +3466,7 @@
                   <pic:spPr>
                     <a:xfrm>
                       <a:off x="0" y="0"/>
-                      <a:ext cx="5125195" cy="2880360"/>
+                      <a:ext cx="5943600" cy="2786062"/>
                     </a:xfrm>
                     <a:prstGeom prst="rect"/>
                   </pic:spPr>
@@ -3676,7 +3483,7 @@
         <w:spacing w:after="140"/>
       </w:pPr>
       <w:r>
-        <w:t>Figure 8. Explore &amp; Explain links the bias circuit, derivation, prediction, and sweep.</w:t>
+        <w:t>Figure 8. Thevenin identifies the divider before replacing it with an equivalent.</w:t>
       </w:r>
     </w:p>
     <w:p>
@@ -3705,7 +3512,7 @@
         <w:spacing w:after="120"/>
       </w:pPr>
       <w:r>
-        <w:t>The investigation and chapter visual lessons have their own parameters. They do not automatically replace or edit the schematic behind them. Return to the canvas before saving or simulating that schematic. Export the investigation CSV separately when you need its sweep data.</w:t>
+        <w:t>Find open-circuit voltage with the load disconnected. Zero the independent voltage supply to find resistance looking into the port. Reconnect the load only after building the equivalent. Use Back whenever a transformation is unclear.</w:t>
       </w:r>
     </w:p>
     <w:p>
@@ -3742,16 +3549,24 @@
         <w:pStyle w:val="Heading1"/>
         <w:pageBreakBefore/>
       </w:pPr>
+      <w:commentRangeStart w:id="2"/>
       <w:r>
         <w:rPr>
           <w:color w:val="000000"/>
         </w:rPr>
-        <w:t>Set up optional Gemini voice guidance</w:t>
+        <w:t>Set up voice guidance</w:t>
+      </w:r>
+      <w:commentRangeEnd w:id="2"/>
+      <w:r>
+        <w:rPr>
+          <w:rStyle w:val="CommentReference"/>
+        </w:rPr>
+        <w:commentReference w:id="2"/>
       </w:r>
     </w:p>
     <w:p>
       <w:r>
-        <w:t>You can complete the core study activities without Gemini. To ask spoken questions or hear conversational explanations, use a Google AI Studio API key with access to a supported Live model, or use the classroom connection supplied by your instructor.</w:t>
+        <w:t>Use Read for narration of the current guidance. It starts directly with Kokoro; a second Read guidance button is not needed. Listen requests Gemini guidance, and Talk lets you ask a spoken question. Assistant opens the compact control panel.</w:t>
       </w:r>
     </w:p>
     <w:p>
@@ -3762,82 +3577,47 @@
         <w:rPr>
           <w:color w:val="000000"/>
         </w:rPr>
-        <w:t>Get and save an API key</w:t>
+        <w:t>Prepare the voice connection</w:t>
       </w:r>
     </w:p>
     <w:p>
       <w:pPr>
         <w:ind w:left="288" w:hanging="288"/>
       </w:pPr>
-      <w:r/>
       <w:r>
-        <w:rPr>
-          <w:b/>
-        </w:rPr>
-        <w:t xml:space="preserve">1. </w:t>
-      </w:r>
-      <w:r>
-        <w:t>Open aistudio.google.com/apikey and sign in with the Google account you will use for study. Complete any required account or terms steps.</w:t>
+        <w:t>1. Open Assistant. For Kokoro, check the available local voice setup and use Test Kokoro when needed. The initial model load may take longer than later playback.</w:t>
       </w:r>
     </w:p>
     <w:p>
       <w:pPr>
         <w:ind w:left="288" w:hanging="288"/>
       </w:pPr>
-      <w:r/>
       <w:r>
-        <w:rPr>
-          <w:b/>
-        </w:rPr>
-        <w:t xml:space="preserve">2. </w:t>
-      </w:r>
-      <w:r>
-        <w:t>Create an API key in an available Google Cloud project. If your existing project is not listed, import it through the AI Studio Projects page. New accounts may receive a default project and key after setup. [1]</w:t>
+        <w:t>2. For Gemini, open the AI setup controls and enter the connection information supplied by your instructor or your own Google AI Studio API key.</w:t>
       </w:r>
     </w:p>
     <w:p>
       <w:pPr>
         <w:ind w:left="288" w:hanging="288"/>
       </w:pPr>
-      <w:r/>
       <w:r>
-        <w:rPr>
-          <w:b/>
-        </w:rPr>
-        <w:t xml:space="preserve">3. </w:t>
-      </w:r>
-      <w:r>
-        <w:t>Return to Circuit Studio. Open the sliders icon for voice settings and choose Google AI Studio API key as the connection method.</w:t>
+        <w:t>3. Save the AI settings on your own computer. Keep the instructor-approved model and voice unless you have a reason to change them.</w:t>
       </w:r>
     </w:p>
     <w:p>
       <w:pPr>
         <w:ind w:left="288" w:hanging="288"/>
       </w:pPr>
-      <w:r/>
       <w:r>
-        <w:rPr>
-          <w:b/>
-        </w:rPr>
-        <w:t xml:space="preserve">4. </w:t>
-      </w:r>
-      <w:r>
-        <w:t>Paste the key into the API key field. On your own computer, enable Remember API key and choose Save API key &amp; settings.</w:t>
+        <w:t>4. Return to the circuit or lesson step. Press Read for narration, Listen for Gemini guidance, or Talk to ask a question.</w:t>
       </w:r>
     </w:p>
     <w:p>
       <w:pPr>
         <w:ind w:left="288" w:hanging="288"/>
       </w:pPr>
-      <w:r/>
       <w:r>
-        <w:rPr>
-          <w:b/>
-        </w:rPr>
-        <w:t xml:space="preserve">5. </w:t>
-      </w:r>
-      <w:r>
-        <w:t>Keep the instructor approved Live model and connection settings unless instructed to change them. Select a voice and pace, then use Listen or Connect Gemini to start.</w:t>
+        <w:t>5. Grant microphone permission when using Talk. If Kokoro fails, automatic Gemini fallback requires a configured and available Gemini connection.</w:t>
       </w:r>
     </w:p>
     <w:p>
@@ -3849,8 +3629,8 @@
       <w:r>
         <w:drawing>
           <wp:inline xmlns:a="http://schemas.openxmlformats.org/drawingml/2006/main" xmlns:pic="http://schemas.openxmlformats.org/drawingml/2006/picture">
-            <wp:extent cx="5394960" cy="1778227"/>
-            <wp:docPr id="6" name="Picture 6" descr="Empty Google AI Studio API key input field. The note explains that saved credentials are restored from this browser and excluded from project exports."/>
+            <wp:extent cx="1645920" cy="2082188"/>
+            <wp:docPr id="19" name="Picture 19"/>
             <wp:cNvGraphicFramePr>
               <a:graphicFrameLocks noChangeAspect="1"/>
             </wp:cNvGraphicFramePr>
@@ -3858,11 +3638,11 @@
               <a:graphicData uri="http://schemas.openxmlformats.org/drawingml/2006/picture">
                 <pic:pic>
                   <pic:nvPicPr>
-                    <pic:cNvPr id="0" name="key-field.png"/>
+                    <pic:cNvPr id="0" name="assistant.png"/>
                     <pic:cNvPicPr/>
                   </pic:nvPicPr>
                   <pic:blipFill>
-                    <a:blip r:embed="rId15"/>
+                    <a:blip r:embed="rId32"/>
                     <a:stretch>
                       <a:fillRect/>
                     </a:stretch>
@@ -3870,7 +3650,7 @@
                   <pic:spPr>
                     <a:xfrm>
                       <a:off x="0" y="0"/>
-                      <a:ext cx="5394960" cy="1778227"/>
+                      <a:ext cx="1645920" cy="2082188"/>
                     </a:xfrm>
                     <a:prstGeom prst="rect"/>
                   </pic:spPr>
@@ -3887,7 +3667,7 @@
         <w:jc w:val="center"/>
       </w:pPr>
       <w:r>
-        <w:t>Figure 9. Enter the key in voice settings, then use the save control.</w:t>
+        <w:t>Figure 9. Assistant provides reading, listening, speaking, and playback controls.</w:t>
       </w:r>
     </w:p>
     <w:p>
@@ -3903,12 +3683,12 @@
     </w:p>
     <w:p>
       <w:r>
-        <w:t>Google determines which models are available to your project and what limits apply. Free access varies by model; a paid project still has usage limits and may incur charges. Check AI Studio and the current pricing page before enabling billing. [2, 3]</w:t>
+        <w:t>Kokoro runs locally once its required resources are available. It does not consume Gemini API quota. Gemini access and limits depend on the configured project and model; check your account before enabling paid use.</w:t>
       </w:r>
     </w:p>
     <w:p>
       <w:r>
-        <w:t>Use short questions about one step, and replay an existing response when you need to hear it again. If a quota error appears, stop repeated connection attempts and check the project limits. Limits apply to the project, so another key in the same project does not provide a fresh quota. [2]</w:t>
+        <w:t>Ask one focused question at a time. If the app reports a connection or quota error, read the message and check the configured service rather than repeatedly pressing Listen.</w:t>
       </w:r>
     </w:p>
     <w:p>
@@ -3929,7 +3709,7 @@
     </w:p>
     <w:p>
       <w:r>
-        <w:t>Treat the key like a password. Do not include it in screenshots, reports, or messages. Project files and circuit exports exclude the key. Gemini receives the circuit and learning context needed for guidance; Talk also sends your recorded question.</w:t>
+        <w:t>Keep API keys out of screenshots, submitted work, and shared files. Gemini guidance uses the relevant circuit or learning context; spoken questions require microphone input. Check the app settings before using a shared computer.</w:t>
       </w:r>
     </w:p>
     <w:p>
@@ -3946,7 +3726,7 @@
     </w:p>
     <w:p>
       <w:r>
-        <w:t>The compact voice controls are in the top toolbar. Hover over an icon for its action. The row below is shown in the same order as the app.</w:t>
+        <w:t>The header exposes Read, Listen, Talk, and Assistant. Use the active circuit or lesson step as context, then choose the control that matches your task.</w:t>
       </w:r>
     </w:p>
     <w:p>
@@ -3958,8 +3738,8 @@
       <w:r>
         <w:drawing>
           <wp:inline xmlns:a="http://schemas.openxmlformats.org/drawingml/2006/main" xmlns:pic="http://schemas.openxmlformats.org/drawingml/2006/picture">
-            <wp:extent cx="3200400" cy="454959"/>
-            <wp:docPr id="7" name="Picture 7" descr="Six voice control icons in order: speaker, microphone, selection frame, next step, stop square, and settings sliders."/>
+            <wp:extent cx="4114800" cy="722870"/>
+            <wp:docPr id="20" name="Picture 20"/>
             <wp:cNvGraphicFramePr>
               <a:graphicFrameLocks noChangeAspect="1"/>
             </wp:cNvGraphicFramePr>
@@ -3967,11 +3747,11 @@
               <a:graphicData uri="http://schemas.openxmlformats.org/drawingml/2006/picture">
                 <pic:pic>
                   <pic:nvPicPr>
-                    <pic:cNvPr id="0" name="voicebar.png"/>
+                    <pic:cNvPr id="0" name="voice.png"/>
                     <pic:cNvPicPr/>
                   </pic:nvPicPr>
                   <pic:blipFill>
-                    <a:blip r:embed="rId16"/>
+                    <a:blip r:embed="rId33"/>
                     <a:stretch>
                       <a:fillRect/>
                     </a:stretch>
@@ -3979,7 +3759,7 @@
                   <pic:spPr>
                     <a:xfrm>
                       <a:off x="0" y="0"/>
-                      <a:ext cx="3200400" cy="454959"/>
+                      <a:ext cx="4114800" cy="722870"/>
                     </a:xfrm>
                     <a:prstGeom prst="rect"/>
                   </pic:spPr>
@@ -3996,7 +3776,7 @@
         <w:jc w:val="center"/>
       </w:pPr>
       <w:r>
-        <w:t>Figure 10. Listen, Talk, Explain selection, Next step, Stop, and Settings.</w:t>
+        <w:t>Figure 10. The current voice controls in the top header.</w:t>
       </w:r>
     </w:p>
     <w:tbl>
@@ -4114,16 +3894,8 @@
             <w:shd w:fill="FFFFFF"/>
           </w:tcPr>
           <w:p>
-            <w:pPr>
-              <w:spacing w:after="0" w:line="247" w:lineRule="auto"/>
-            </w:pPr>
             <w:r>
-              <w:rPr>
-                <w:b w:val="0"/>
-                <w:color w:val="000000"/>
-                <w:sz w:val="21"/>
-              </w:rPr>
-              <w:t>Listen</w:t>
+              <w:t>Read</w:t>
             </w:r>
           </w:p>
         </w:tc>
@@ -4146,16 +3918,8 @@
             <w:shd w:fill="FFFFFF"/>
           </w:tcPr>
           <w:p>
-            <w:pPr>
-              <w:spacing w:after="0" w:line="247" w:lineRule="auto"/>
-            </w:pPr>
             <w:r>
-              <w:rPr>
-                <w:b w:val="0"/>
-                <w:color w:val="000000"/>
-                <w:sz w:val="21"/>
-              </w:rPr>
-              <w:t>Hear guidance for the current step. It does not automatically advance through the full lesson. If an interruption is detected, Finish can request the rest.</w:t>
+              <w:t>Read the current guidance directly with Kokoro. Configured Gemini is the fallback if local narration fails.</w:t>
             </w:r>
           </w:p>
         </w:tc>
@@ -4184,16 +3948,8 @@
             <w:shd w:fill="F7F9FB"/>
           </w:tcPr>
           <w:p>
-            <w:pPr>
-              <w:spacing w:after="0" w:line="247" w:lineRule="auto"/>
-            </w:pPr>
             <w:r>
-              <w:rPr>
-                <w:b w:val="0"/>
-                <w:color w:val="000000"/>
-                <w:sz w:val="21"/>
-              </w:rPr>
-              <w:t>Talk</w:t>
+              <w:t>Listen</w:t>
             </w:r>
           </w:p>
         </w:tc>
@@ -4216,16 +3972,8 @@
             <w:shd w:fill="F7F9FB"/>
           </w:tcPr>
           <w:p>
-            <w:pPr>
-              <w:spacing w:after="0" w:line="247" w:lineRule="auto"/>
-            </w:pPr>
             <w:r>
-              <w:rPr>
-                <w:b w:val="0"/>
-                <w:color w:val="000000"/>
-                <w:sz w:val="21"/>
-              </w:rPr>
-              <w:t>Start the microphone, ask one question, then choose Send voice. Grant microphone permission when the browser requests it.</w:t>
+              <w:t>Request Gemini guidance for the current circuit or lesson step. Requires AI setup.</w:t>
             </w:r>
           </w:p>
         </w:tc>
@@ -4254,16 +4002,8 @@
             <w:shd w:fill="FFFFFF"/>
           </w:tcPr>
           <w:p>
-            <w:pPr>
-              <w:spacing w:after="0" w:line="247" w:lineRule="auto"/>
-            </w:pPr>
             <w:r>
-              <w:rPr>
-                <w:b w:val="0"/>
-                <w:color w:val="000000"/>
-                <w:sz w:val="21"/>
-              </w:rPr>
-              <w:t>Explain selection</w:t>
+              <w:t>Talk</w:t>
             </w:r>
           </w:p>
         </w:tc>
@@ -4286,16 +4026,8 @@
             <w:shd w:fill="FFFFFF"/>
           </w:tcPr>
           <w:p>
-            <w:pPr>
-              <w:spacing w:after="0" w:line="247" w:lineRule="auto"/>
-            </w:pPr>
             <w:r>
-              <w:rPr>
-                <w:b w:val="0"/>
-                <w:color w:val="000000"/>
-                <w:sz w:val="21"/>
-              </w:rPr>
-              <w:t>Select a component, its name, or its value on the canvas first. Check the selection outline, then ask for an explanation. This action is unavailable within a chapter lab.</w:t>
+              <w:t>Ask one spoken question. Grant microphone permission and use the displayed send control.</w:t>
             </w:r>
           </w:p>
         </w:tc>
@@ -4324,16 +4056,8 @@
             <w:shd w:fill="F7F9FB"/>
           </w:tcPr>
           <w:p>
-            <w:pPr>
-              <w:spacing w:after="0" w:line="247" w:lineRule="auto"/>
-            </w:pPr>
             <w:r>
-              <w:rPr>
-                <w:b w:val="0"/>
-                <w:color w:val="000000"/>
-                <w:sz w:val="21"/>
-              </w:rPr>
-              <w:t>Next step</w:t>
+              <w:t>Assistant</w:t>
             </w:r>
           </w:p>
         </w:tc>
@@ -4356,16 +4080,8 @@
             <w:shd w:fill="F7F9FB"/>
           </w:tcPr>
           <w:p>
-            <w:pPr>
-              <w:spacing w:after="0" w:line="247" w:lineRule="auto"/>
-            </w:pPr>
             <w:r>
-              <w:rPr>
-                <w:b w:val="0"/>
-                <w:color w:val="000000"/>
-                <w:sz w:val="21"/>
-              </w:rPr>
-              <w:t>Move to the next learning step when you are ready. Connect through Listen or Talk first.</w:t>
+              <w:t>Open the compact guidance panel, typed questions, connection status, and playback controls.</w:t>
             </w:r>
           </w:p>
         </w:tc>
@@ -4394,15 +4110,7 @@
             <w:shd w:fill="FFFFFF"/>
           </w:tcPr>
           <w:p>
-            <w:pPr>
-              <w:spacing w:after="0" w:line="247" w:lineRule="auto"/>
-            </w:pPr>
             <w:r>
-              <w:rPr>
-                <w:b w:val="0"/>
-                <w:color w:val="000000"/>
-                <w:sz w:val="21"/>
-              </w:rPr>
               <w:t>Stop</w:t>
             </w:r>
           </w:p>
@@ -4426,16 +4134,8 @@
             <w:shd w:fill="FFFFFF"/>
           </w:tcPr>
           <w:p>
-            <w:pPr>
-              <w:spacing w:after="0" w:line="247" w:lineRule="auto"/>
-            </w:pPr>
             <w:r>
-              <w:rPr>
-                <w:b w:val="0"/>
-                <w:color w:val="000000"/>
-                <w:sz w:val="21"/>
-              </w:rPr>
-              <w:t>Stop voice guidance or recording. Use Disconnect or Release microphone to end the corresponding session or device access.</w:t>
+              <w:t>Stop narration or an active voice response using the panel controls.</w:t>
             </w:r>
           </w:p>
         </w:tc>
@@ -4464,16 +4164,8 @@
             <w:shd w:fill="F7F9FB"/>
           </w:tcPr>
           <w:p>
-            <w:pPr>
-              <w:spacing w:after="0" w:line="247" w:lineRule="auto"/>
-            </w:pPr>
             <w:r>
-              <w:rPr>
-                <w:b w:val="0"/>
-                <w:color w:val="000000"/>
-                <w:sz w:val="21"/>
-              </w:rPr>
-              <w:t>Settings and captions</w:t>
+              <w:t>Setup and tests</w:t>
             </w:r>
           </w:p>
         </w:tc>
@@ -4496,16 +4188,8 @@
             <w:shd w:fill="F7F9FB"/>
           </w:tcPr>
           <w:p>
-            <w:pPr>
-              <w:spacing w:after="0" w:line="247" w:lineRule="auto"/>
-            </w:pPr>
             <w:r>
-              <w:rPr>
-                <w:b w:val="0"/>
-                <w:color w:val="000000"/>
-                <w:sz w:val="21"/>
-              </w:rPr>
-              <w:t>Open the panel for captions, typed questions, voice and pace, Pause or Resume, Replay, and Repeat in English.</w:t>
+              <w:t>Use setup when changing the connection. Test Kokoro or Test Gemini if troubleshooting is needed.</w:t>
             </w:r>
           </w:p>
         </w:tc>
@@ -4570,7 +4254,7 @@
     </w:p>
     <w:p>
       <w:r>
-        <w:t>Gemini can explain the selected circuit, current solution step, Tutor question, or chapter visual lesson. It may highlight relevant components or prepare a draft answer, but you should review and submit your own Tutor response. Check AI explanations against the circuit, equations, and device assumptions.</w:t>
+        <w:t>Ask about the selected circuit, current Solution step, or Practice question. Verify the response against the connections, equations, and operating-region assumptions. Submit your own reasoning.</w:t>
       </w:r>
     </w:p>
     <w:p>
@@ -4586,12 +4270,12 @@
     </w:p>
     <w:p>
       <w:r>
-        <w:t>Short replies are prepared before speaking to reduce stop-and-go playback; a brief initial wait is normal. Replay reuses stored audio. Use Finish when offered for an incomplete response. For a connection error, read its details and choose Reconnect or Try Simple voice. Simple voice omits automatic highlighting and answer drafting.</w:t>
+        <w:t>Read the current step once, pause to work, and then request help with a specific uncertainty. Use the Stop and playback controls in Assistant when needed. Check volume, browser audio permissions, and connection status if nothing is heard.</w:t>
       </w:r>
     </w:p>
     <w:p>
       <w:r>
-        <w:t>Device narration reads visible guidance with an available English browser or operating system voice. It does not require a Gemini key and does not answer new questions. Gemini voice choices include Charon, Sulafat, Iapetus, Kore, Puck, and Aoede; availability depends on the selected model. [4]</w:t>
+        <w:t>Kokoro reads prepared guidance; it does not answer new questions by itself. Gemini provides conversational guidance. If local narration fails and Gemini is unavailable, resolve the reported setup issue before trying again.</w:t>
       </w:r>
     </w:p>
     <w:p>
@@ -4619,7 +4303,7 @@
     </w:p>
     <w:p>
       <w:r>
-        <w:t>Save project downloads the editable circuit as JSON; reopen it to continue. Export SVG or PNG for a circuit figure. In Simulate, CSV saves plot data, SVG saves plots, and SPICE saves the generated netlist. Save analysis settings and assumptions in your report; keep project backups.</w:t>
+        <w:t>Use File to save the editable circuit project and reopen it later. Export a circuit figure when required. Record simulation measurements in Data log, and use the available data export for your report. Course → My progress provides progress downloads.</w:t>
       </w:r>
     </w:p>
     <w:tbl>
@@ -4769,16 +4453,8 @@
             <w:shd w:fill="FFFFFF"/>
           </w:tcPr>
           <w:p>
-            <w:pPr>
-              <w:spacing w:after="0" w:line="247" w:lineRule="auto"/>
-            </w:pPr>
             <w:r>
-              <w:rPr>
-                <w:b w:val="0"/>
-                <w:color w:val="000000"/>
-                <w:sz w:val="21"/>
-              </w:rPr>
-              <w:t>Press F. Collapse Components and Study, or enable Focus canvas. Fit again after changing the window size.</w:t>
+              <w:t>Use Fit. Hide Parts or Study, or move the simulation popup aside. Fit again after resizing.</w:t>
             </w:r>
           </w:p>
         </w:tc>
@@ -4839,16 +4515,8 @@
             <w:shd w:fill="F7F9FB"/>
           </w:tcPr>
           <w:p>
-            <w:pPr>
-              <w:spacing w:after="0" w:line="247" w:lineRule="auto"/>
-            </w:pPr>
             <w:r>
-              <w:rPr>
-                <w:b w:val="0"/>
-                <w:color w:val="000000"/>
-                <w:sz w:val="21"/>
-              </w:rPr>
-              <w:t>Click the active Solve DC button again or press D. This hides numeric overlays without deleting the calculated result.</w:t>
+              <w:t>Use Hide values. Leave annotations hidden while predicting, then reveal them to check.</w:t>
             </w:r>
           </w:p>
         </w:tc>
@@ -5017,16 +4685,8 @@
             <w:shd w:fill="FFFFFF"/>
           </w:tcPr>
           <w:p>
-            <w:pPr>
-              <w:spacing w:after="0" w:line="247" w:lineRule="auto"/>
-            </w:pPr>
             <w:r>
-              <w:rPr>
-                <w:b w:val="0"/>
-                <w:color w:val="000000"/>
-                <w:sz w:val="21"/>
-              </w:rPr>
-              <w:t>Explain selection is unavailable</w:t>
+              <w:t>Guidance is about the wrong part</w:t>
             </w:r>
           </w:p>
         </w:tc>
@@ -5049,16 +4709,8 @@
             <w:shd w:fill="FFFFFF"/>
           </w:tcPr>
           <w:p>
-            <w:pPr>
-              <w:spacing w:after="0" w:line="247" w:lineRule="auto"/>
-            </w:pPr>
             <w:r>
-              <w:rPr>
-                <w:b w:val="0"/>
-                <w:color w:val="000000"/>
-                <w:sz w:val="21"/>
-              </w:rPr>
-              <w:t>Select the component, name, or value and look for its outline. Return from a chapter lab to the canvas. Wait for an active voice request to finish.</w:t>
+              <w:t>Select the intended component or learning step, then use Read or ask Assistant a specific question.</w:t>
             </w:r>
           </w:p>
         </w:tc>
@@ -5260,7 +4912,7 @@
           </w:tcPr>
           <w:p>
             <w:r>
-              <w:t>Allow the short reply to finish preparing. Check volume and captions; use Replay or Finish if offered. Stop and reconnect if unresponsive. Device narration is available without Gemini.</w:t>
+              <w:t>Check volume and browser audio permissions. Open Assistant to inspect Kokoro status. Gemini fallback needs a configured connection.</w:t>
             </w:r>
           </w:p>
         </w:tc>
@@ -5322,7 +4974,7 @@
           </w:tcPr>
           <w:p>
             <w:r>
-              <w:t>Read Connection details. Try Reconnect or Try Simple voice. Check the project and Live model. A 1011 server close alone does not prove a quota or billing issue; use AI Studio to check a stated quota limit.</w:t>
+              <w:t>Read the reported error and check the configured model and account. Use local reading when available.</w:t>
             </w:r>
           </w:p>
         </w:tc>
@@ -5514,16 +5166,8 @@
             <w:shd w:fill="FFFFFF"/>
           </w:tcPr>
           <w:p>
-            <w:pPr>
-              <w:spacing w:after="0" w:line="247" w:lineRule="auto"/>
-            </w:pPr>
             <w:r>
-              <w:rPr>
-                <w:b w:val="0"/>
-                <w:color w:val="000000"/>
-                <w:sz w:val="21"/>
-              </w:rPr>
-              <w:t>For the series circuit on page 3, set the source to 5 V and resistance to 2.2 kΩ. Use a 0.7 V diode drop. Find the current and verify the state.</w:t>
+              <w:t>For the series circuit in the worked diode example, set the source to 5 V and resistance to 2.2 kΩ. Use a 0.7 V diode drop. Find the current and verify the state.</w:t>
             </w:r>
           </w:p>
         </w:tc>
@@ -6218,7 +5862,7 @@
     </w:p>
     <w:p>
       <w:r>
-        <w:t>For 3 and 4, the outputs lie within the stated rails, consistent with the assumed ideal linear operation. For 5, the depletion region widens and junction capacitance decreases. For 6, finite output resistance changes the effective load and gain; the app’s T model comparisons omit it.</w:t>
+        <w:t>For 3 and 4, the outputs lie within the stated rails, consistent with ideal linear operation. For 5, the depletion region widens and junction capacitance decreases. For 6, finite output resistance changes the effective load and gain; compare models with consistent assumptions.</w:t>
       </w:r>
     </w:p>
     <w:p>
@@ -6237,7 +5881,7 @@
         <w:pStyle w:val="Caption"/>
       </w:pPr>
       <w:r>
-        <w:t>Read the corresponding sections of Sedra and Smith, Microelectronic Circuits, 8th edition, Chapters 2–7. Instructions updated September 28, 2026 for Circuit_Studio.html. The Student Manual provides fuller worked examples and control references.</w:t>
+        <w:t>Read Sedra and Smith, Microelectronic Circuits, 8th edition, Chapters 2–7. Updated October 17, 2026 for the revised Circuit Studio interface. The companion seven-minute video follows the full GUI, Study, voice, visual aids, components, conversions, and simulation.</w:t>
       </w:r>
     </w:p>
     <w:p>
@@ -6325,6 +5969,59 @@
     </w:sectPr>
   </w:body>
 </w:document>
+</file>
+
+<file path=word/comments.xml><?xml version="1.0" encoding="utf-8"?>
+<w:comments xmlns:a="http://schemas.openxmlformats.org/drawingml/2006/main" xmlns:pic="http://schemas.openxmlformats.org/drawingml/2006/picture" xmlns:r="http://schemas.openxmlformats.org/officeDocument/2006/relationships" xmlns:w="http://schemas.openxmlformats.org/wordprocessingml/2006/main" xmlns:wp="http://schemas.openxmlformats.org/drawingml/2006/wordprocessingDrawing" xmlns:mc="http://schemas.openxmlformats.org/markup-compatibility/2006" xmlns:a14="http://schemas.microsoft.com/office/drawing/2010/main" xmlns:w14="http://schemas.microsoft.com/office/word/2010/wordml" xmlns:wpc="http://schemas.microsoft.com/office/word/2010/wordprocessingCanvas">
+  <w:comment w:id="0" w:author="Circuit Studio update" w:initials="" w:date="2026-10-18T00:14:31Z">
+    <w:p>
+      <w:pPr>
+        <w:pStyle w:val="CommentText"/>
+      </w:pPr>
+      <w:r>
+        <w:rPr>
+          <w:rStyle w:val="CommentReference"/>
+        </w:rPr>
+        <w:annotationRef/>
+      </w:r>
+      <w:r>
+        <w:t>Updated Tutor to Practice and documented all five current Study tabs.</w:t>
+      </w:r>
+    </w:p>
+  </w:comment>
+  <w:comment w:id="1" w:author="Circuit Studio update" w:initials="" w:date="2026-10-18T00:14:31Z">
+    <w:p>
+      <w:pPr>
+        <w:pStyle w:val="CommentText"/>
+      </w:pPr>
+      <w:r>
+        <w:rPr>
+          <w:rStyle w:val="CommentReference"/>
+        </w:rPr>
+        <w:annotationRef/>
+      </w:r>
+      <w:r>
+        <w:t>Updated the simulation walkthrough for the unified Instruments and Analysis tools panel.</w:t>
+      </w:r>
+    </w:p>
+  </w:comment>
+  <w:comment w:id="2" w:author="Circuit Studio update" w:initials="" w:date="2026-10-18T00:14:31Z">
+    <w:p>
+      <w:pPr>
+        <w:pStyle w:val="CommentText"/>
+      </w:pPr>
+      <w:r>
+        <w:rPr>
+          <w:rStyle w:val="CommentReference"/>
+        </w:rPr>
+        <w:annotationRef/>
+      </w:r>
+      <w:r>
+        <w:t>Updated voice instructions for Kokoro Read and Gemini Listen and Talk.</w:t>
+      </w:r>
+    </w:p>
+  </w:comment>
+</w:comments>
 </file>
 
 <file path=word/footer1.xml><?xml version="1.0" encoding="utf-8"?>
@@ -6854,7 +6551,7 @@
       <w:bCs/>
       <w:i/>
       <w:iCs/>
-      <w:color w:val="4F81BD" w:themeColor="accent1"/>
+      <w:color w:val="000000"/>
     </w:rPr>
   </w:style>
   <w:style w:type="paragraph" w:styleId="Heading5">
@@ -6875,7 +6572,7 @@
     </w:pPr>
     <w:rPr>
       <w:rFonts w:asciiTheme="majorHAnsi" w:eastAsiaTheme="majorEastAsia" w:hAnsiTheme="majorHAnsi" w:cstheme="majorBidi"/>
-      <w:color w:val="243F60" w:themeColor="accent1" w:themeShade="7F"/>
+      <w:color w:val="000000"/>
     </w:rPr>
   </w:style>
   <w:style w:type="paragraph" w:styleId="Heading6">
@@ -6898,7 +6595,7 @@
       <w:rFonts w:asciiTheme="majorHAnsi" w:eastAsiaTheme="majorEastAsia" w:hAnsiTheme="majorHAnsi" w:cstheme="majorBidi"/>
       <w:i/>
       <w:iCs/>
-      <w:color w:val="243F60" w:themeColor="accent1" w:themeShade="7F"/>
+      <w:color w:val="000000"/>
     </w:rPr>
   </w:style>
   <w:style w:type="paragraph" w:styleId="Heading7">
@@ -6921,7 +6618,7 @@
       <w:rFonts w:asciiTheme="majorHAnsi" w:eastAsiaTheme="majorEastAsia" w:hAnsiTheme="majorHAnsi" w:cstheme="majorBidi"/>
       <w:i/>
       <w:iCs/>
-      <w:color w:val="404040" w:themeColor="text1" w:themeTint="BF"/>
+      <w:color w:val="000000"/>
     </w:rPr>
   </w:style>
   <w:style w:type="paragraph" w:styleId="Heading8">
@@ -6942,7 +6639,7 @@
     </w:pPr>
     <w:rPr>
       <w:rFonts w:asciiTheme="majorHAnsi" w:eastAsiaTheme="majorEastAsia" w:hAnsiTheme="majorHAnsi" w:cstheme="majorBidi"/>
-      <w:color w:val="4F81BD" w:themeColor="accent1"/>
+      <w:color w:val="000000"/>
       <w:sz w:val="20"/>
       <w:szCs w:val="20"/>
     </w:rPr>
@@ -6967,7 +6664,7 @@
       <w:rFonts w:asciiTheme="majorHAnsi" w:eastAsiaTheme="majorEastAsia" w:hAnsiTheme="majorHAnsi" w:cstheme="majorBidi"/>
       <w:i/>
       <w:iCs/>
-      <w:color w:val="404040" w:themeColor="text1" w:themeTint="BF"/>
+      <w:color w:val="000000"/>
       <w:sz w:val="20"/>
       <w:szCs w:val="20"/>
     </w:rPr>
